--- a/docs/examples/KUT/KUT_Revit_Smoke_Test_Checklist.docx
+++ b/docs/examples/KUT/KUT_Revit_Smoke_Test_Checklist.docx
@@ -443,7 +443,7 @@
                 <w:b w:val="0"/>
                 <w:sz w:val="18"/>
               </w:rPr>
-              <w:t>All seven overlay files in place: manifest.json, project_config.json, tag_schemes.json, lod_matrix.json, owner_standards.json, fohlio_map.json, sting_classification.json (+ climate_data.json only if the corporate Kampala entry is being replaced)</w:t>
+              <w:t>All seven overlay files in place: manifest.json, project_config.json, tag_schemes.json, lod_matrix.json, owner_standards.json, fohlio_map.json, sting_classification.json (+ climate_data.json only if the corporate Kampala entry is being replaced) Then close and reopen the model and click Project Cfg (ConfigEditor): it must say 'Config file found (project overlay (_BIM_COORD))' and list Locations BLD1, BLD2, BLD3, BLD4, BLD5, BLD6, EXT. 'BLD1, BLD2, BLD3, EXT' means the built-in defaults are in force: a project_config.json beside the .rvt is shadowing the overlay (the dialog names it).</w:t>
             </w:r>
           </w:p>
         </w:tc>
